--- a/documentos/Participantes.docx
+++ b/documentos/Participantes.docx
@@ -3980,6 +3980,49 @@
     </w:p>
     <w:p>
       <w:pPr>
+        <w:jc w:val="center"/>
+      </w:pPr>
+      <w:r>
+        <w:drawing>
+          <wp:inline distT="0" distB="0" distL="0" distR="0">
+            <wp:extent cx="5005328" cy="7863840"/>
+            <wp:effectExtent l="0" t="0" r="0" b="0"/>
+            <wp:docPr id="101" name="Participantes — lista do Administrador"/>
+            <wp:cNvGraphicFramePr>
+              <a:graphicFrameLocks xmlns:a="http://schemas.openxmlformats.org/drawingml/2006/main" noChangeAspect="1"/>
+            </wp:cNvGraphicFramePr>
+            <a:graphic xmlns:a="http://schemas.openxmlformats.org/drawingml/2006/main">
+              <a:graphicData uri="http://schemas.openxmlformats.org/drawingml/2006/picture">
+                <pic:pic xmlns:pic="http://schemas.openxmlformats.org/drawingml/2006/picture">
+                  <pic:nvPicPr>
+                    <pic:cNvPr id="101" name="Participantes — lista do Administrador"/>
+                    <pic:cNvPicPr/>
+                  </pic:nvPicPr>
+                  <pic:blipFill>
+                    <a:blip r:embed="rId21"/>
+                    <a:stretch>
+                      <a:fillRect/>
+                    </a:stretch>
+                  </pic:blipFill>
+                  <pic:spPr>
+                    <a:xfrm>
+                      <a:off x="0" y="0"/>
+                      <a:ext cx="5005328" cy="7863840"/>
+                    </a:xfrm>
+                    <a:prstGeom prst="rect">
+                      <a:avLst/>
+                    </a:prstGeom>
+                  </pic:spPr>
+                </pic:pic>
+              </a:graphicData>
+            </a:graphic>
+          </wp:inline>
+        </w:drawing>
+      </w:r>
+    </w:p>
+    <w:p>
+      <w:pPr>
+        <w:jc w:val="center"/>
         <w:rPr>
           <w:i/>
           <w:iCs/>
@@ -3994,7 +4037,88 @@
           <w:sz w:val="18"/>
           <w:szCs w:val="18"/>
         </w:rPr>
-        <w:t xml:space="preserve">Sem protótipo de tela para esta funcionalidade. Campos da funcionalidade:</w:t>
+        <w:t xml:space="preserve">Participantes — lista do Administrador</w:t>
+      </w:r>
+    </w:p>
+    <w:p>
+      <w:pPr>
+        <w:jc w:val="center"/>
+      </w:pPr>
+      <w:r>
+        <w:drawing>
+          <wp:inline distT="0" distB="0" distL="0" distR="0">
+            <wp:extent cx="5256248" cy="7863840"/>
+            <wp:effectExtent l="0" t="0" r="0" b="0"/>
+            <wp:docPr id="102" name="Participantes — lista da Secretaria Check-In"/>
+            <wp:cNvGraphicFramePr>
+              <a:graphicFrameLocks xmlns:a="http://schemas.openxmlformats.org/drawingml/2006/main" noChangeAspect="1"/>
+            </wp:cNvGraphicFramePr>
+            <a:graphic xmlns:a="http://schemas.openxmlformats.org/drawingml/2006/main">
+              <a:graphicData uri="http://schemas.openxmlformats.org/drawingml/2006/picture">
+                <pic:pic xmlns:pic="http://schemas.openxmlformats.org/drawingml/2006/picture">
+                  <pic:nvPicPr>
+                    <pic:cNvPr id="102" name="Participantes — lista da Secretaria Check-In"/>
+                    <pic:cNvPicPr/>
+                  </pic:nvPicPr>
+                  <pic:blipFill>
+                    <a:blip r:embed="rId22"/>
+                    <a:stretch>
+                      <a:fillRect/>
+                    </a:stretch>
+                  </pic:blipFill>
+                  <pic:spPr>
+                    <a:xfrm>
+                      <a:off x="0" y="0"/>
+                      <a:ext cx="5256248" cy="7863840"/>
+                    </a:xfrm>
+                    <a:prstGeom prst="rect">
+                      <a:avLst/>
+                    </a:prstGeom>
+                  </pic:spPr>
+                </pic:pic>
+              </a:graphicData>
+            </a:graphic>
+          </wp:inline>
+        </w:drawing>
+      </w:r>
+    </w:p>
+    <w:p>
+      <w:pPr>
+        <w:jc w:val="center"/>
+        <w:rPr>
+          <w:i/>
+          <w:iCs/>
+          <w:sz w:val="18"/>
+          <w:szCs w:val="18"/>
+        </w:rPr>
+      </w:pPr>
+      <w:r>
+        <w:rPr>
+          <w:i/>
+          <w:iCs/>
+          <w:sz w:val="18"/>
+          <w:szCs w:val="18"/>
+        </w:rPr>
+        <w:t xml:space="preserve">Participantes — lista da Secretaria Check-In</w:t>
+      </w:r>
+    </w:p>
+    <w:p>
+      <w:pPr>
+        <w:rPr>
+          <w:i/>
+          <w:iCs/>
+          <w:sz w:val="18"/>
+          <w:szCs w:val="18"/>
+        </w:rPr>
+      </w:pPr>
+      <w:r>
+        <w:rPr>
+          <w:i/>
+          <w:iCs/>
+          <w:sz w:val="18"/>
+          <w:szCs w:val="18"/>
+        </w:rPr>
+        <w:t xml:space="preserve">Campos da funcionalidade:</w:t>
       </w:r>
     </w:p>
     <w:tbl>
@@ -7270,6 +7394,49 @@
     </w:p>
     <w:p>
       <w:pPr>
+        <w:jc w:val="center"/>
+      </w:pPr>
+      <w:r>
+        <w:drawing>
+          <wp:inline distT="0" distB="0" distL="0" distR="0">
+            <wp:extent cx="5852160" cy="6624828"/>
+            <wp:effectExtent l="0" t="0" r="0" b="0"/>
+            <wp:docPr id="103" name="Mapa de assentos — Administrador — parte 1/2"/>
+            <wp:cNvGraphicFramePr>
+              <a:graphicFrameLocks xmlns:a="http://schemas.openxmlformats.org/drawingml/2006/main" noChangeAspect="1"/>
+            </wp:cNvGraphicFramePr>
+            <a:graphic xmlns:a="http://schemas.openxmlformats.org/drawingml/2006/main">
+              <a:graphicData uri="http://schemas.openxmlformats.org/drawingml/2006/picture">
+                <pic:pic xmlns:pic="http://schemas.openxmlformats.org/drawingml/2006/picture">
+                  <pic:nvPicPr>
+                    <pic:cNvPr id="103" name="Mapa de assentos — Administrador — parte 1/2"/>
+                    <pic:cNvPicPr/>
+                  </pic:nvPicPr>
+                  <pic:blipFill>
+                    <a:blip r:embed="rId23"/>
+                    <a:stretch>
+                      <a:fillRect/>
+                    </a:stretch>
+                  </pic:blipFill>
+                  <pic:spPr>
+                    <a:xfrm>
+                      <a:off x="0" y="0"/>
+                      <a:ext cx="5852160" cy="6624828"/>
+                    </a:xfrm>
+                    <a:prstGeom prst="rect">
+                      <a:avLst/>
+                    </a:prstGeom>
+                  </pic:spPr>
+                </pic:pic>
+              </a:graphicData>
+            </a:graphic>
+          </wp:inline>
+        </w:drawing>
+      </w:r>
+    </w:p>
+    <w:p>
+      <w:pPr>
+        <w:jc w:val="center"/>
         <w:rPr>
           <w:i/>
           <w:iCs/>
@@ -7284,7 +7451,212 @@
           <w:sz w:val="18"/>
           <w:szCs w:val="18"/>
         </w:rPr>
-        <w:t xml:space="preserve">Sem protótipo de tela para esta funcionalidade. Campos da funcionalidade:</w:t>
+        <w:t xml:space="preserve">Mapa de assentos — Administrador — parte 1/2</w:t>
+      </w:r>
+    </w:p>
+    <w:p>
+      <w:pPr>
+        <w:jc w:val="center"/>
+      </w:pPr>
+      <w:r>
+        <w:drawing>
+          <wp:inline distT="0" distB="0" distL="0" distR="0">
+            <wp:extent cx="5852160" cy="6620256"/>
+            <wp:effectExtent l="0" t="0" r="0" b="0"/>
+            <wp:docPr id="104" name="Mapa de assentos — Administrador — parte 2/2"/>
+            <wp:cNvGraphicFramePr>
+              <a:graphicFrameLocks xmlns:a="http://schemas.openxmlformats.org/drawingml/2006/main" noChangeAspect="1"/>
+            </wp:cNvGraphicFramePr>
+            <a:graphic xmlns:a="http://schemas.openxmlformats.org/drawingml/2006/main">
+              <a:graphicData uri="http://schemas.openxmlformats.org/drawingml/2006/picture">
+                <pic:pic xmlns:pic="http://schemas.openxmlformats.org/drawingml/2006/picture">
+                  <pic:nvPicPr>
+                    <pic:cNvPr id="104" name="Mapa de assentos — Administrador — parte 2/2"/>
+                    <pic:cNvPicPr/>
+                  </pic:nvPicPr>
+                  <pic:blipFill>
+                    <a:blip r:embed="rId24"/>
+                    <a:stretch>
+                      <a:fillRect/>
+                    </a:stretch>
+                  </pic:blipFill>
+                  <pic:spPr>
+                    <a:xfrm>
+                      <a:off x="0" y="0"/>
+                      <a:ext cx="5852160" cy="6620256"/>
+                    </a:xfrm>
+                    <a:prstGeom prst="rect">
+                      <a:avLst/>
+                    </a:prstGeom>
+                  </pic:spPr>
+                </pic:pic>
+              </a:graphicData>
+            </a:graphic>
+          </wp:inline>
+        </w:drawing>
+      </w:r>
+    </w:p>
+    <w:p>
+      <w:pPr>
+        <w:jc w:val="center"/>
+        <w:rPr>
+          <w:i/>
+          <w:iCs/>
+          <w:sz w:val="18"/>
+          <w:szCs w:val="18"/>
+        </w:rPr>
+      </w:pPr>
+      <w:r>
+        <w:rPr>
+          <w:i/>
+          <w:iCs/>
+          <w:sz w:val="18"/>
+          <w:szCs w:val="18"/>
+        </w:rPr>
+        <w:t xml:space="preserve">Mapa de assentos — Administrador — parte 2/2</w:t>
+      </w:r>
+    </w:p>
+    <w:p>
+      <w:pPr>
+        <w:jc w:val="center"/>
+      </w:pPr>
+      <w:r>
+        <w:drawing>
+          <wp:inline distT="0" distB="0" distL="0" distR="0">
+            <wp:extent cx="5852160" cy="6501384"/>
+            <wp:effectExtent l="0" t="0" r="0" b="0"/>
+            <wp:docPr id="105" name="Mapa de assentos — Secretaria Mesa — parte 1/2"/>
+            <wp:cNvGraphicFramePr>
+              <a:graphicFrameLocks xmlns:a="http://schemas.openxmlformats.org/drawingml/2006/main" noChangeAspect="1"/>
+            </wp:cNvGraphicFramePr>
+            <a:graphic xmlns:a="http://schemas.openxmlformats.org/drawingml/2006/main">
+              <a:graphicData uri="http://schemas.openxmlformats.org/drawingml/2006/picture">
+                <pic:pic xmlns:pic="http://schemas.openxmlformats.org/drawingml/2006/picture">
+                  <pic:nvPicPr>
+                    <pic:cNvPr id="105" name="Mapa de assentos — Secretaria Mesa — parte 1/2"/>
+                    <pic:cNvPicPr/>
+                  </pic:nvPicPr>
+                  <pic:blipFill>
+                    <a:blip r:embed="rId25"/>
+                    <a:stretch>
+                      <a:fillRect/>
+                    </a:stretch>
+                  </pic:blipFill>
+                  <pic:spPr>
+                    <a:xfrm>
+                      <a:off x="0" y="0"/>
+                      <a:ext cx="5852160" cy="6501384"/>
+                    </a:xfrm>
+                    <a:prstGeom prst="rect">
+                      <a:avLst/>
+                    </a:prstGeom>
+                  </pic:spPr>
+                </pic:pic>
+              </a:graphicData>
+            </a:graphic>
+          </wp:inline>
+        </w:drawing>
+      </w:r>
+    </w:p>
+    <w:p>
+      <w:pPr>
+        <w:jc w:val="center"/>
+        <w:rPr>
+          <w:i/>
+          <w:iCs/>
+          <w:sz w:val="18"/>
+          <w:szCs w:val="18"/>
+        </w:rPr>
+      </w:pPr>
+      <w:r>
+        <w:rPr>
+          <w:i/>
+          <w:iCs/>
+          <w:sz w:val="18"/>
+          <w:szCs w:val="18"/>
+        </w:rPr>
+        <w:t xml:space="preserve">Mapa de assentos — Secretaria Mesa — parte 1/2</w:t>
+      </w:r>
+    </w:p>
+    <w:p>
+      <w:pPr>
+        <w:jc w:val="center"/>
+      </w:pPr>
+      <w:r>
+        <w:drawing>
+          <wp:inline distT="0" distB="0" distL="0" distR="0">
+            <wp:extent cx="5852160" cy="6501384"/>
+            <wp:effectExtent l="0" t="0" r="0" b="0"/>
+            <wp:docPr id="106" name="Mapa de assentos — Secretaria Mesa — parte 2/2"/>
+            <wp:cNvGraphicFramePr>
+              <a:graphicFrameLocks xmlns:a="http://schemas.openxmlformats.org/drawingml/2006/main" noChangeAspect="1"/>
+            </wp:cNvGraphicFramePr>
+            <a:graphic xmlns:a="http://schemas.openxmlformats.org/drawingml/2006/main">
+              <a:graphicData uri="http://schemas.openxmlformats.org/drawingml/2006/picture">
+                <pic:pic xmlns:pic="http://schemas.openxmlformats.org/drawingml/2006/picture">
+                  <pic:nvPicPr>
+                    <pic:cNvPr id="106" name="Mapa de assentos — Secretaria Mesa — parte 2/2"/>
+                    <pic:cNvPicPr/>
+                  </pic:nvPicPr>
+                  <pic:blipFill>
+                    <a:blip r:embed="rId26"/>
+                    <a:stretch>
+                      <a:fillRect/>
+                    </a:stretch>
+                  </pic:blipFill>
+                  <pic:spPr>
+                    <a:xfrm>
+                      <a:off x="0" y="0"/>
+                      <a:ext cx="5852160" cy="6501384"/>
+                    </a:xfrm>
+                    <a:prstGeom prst="rect">
+                      <a:avLst/>
+                    </a:prstGeom>
+                  </pic:spPr>
+                </pic:pic>
+              </a:graphicData>
+            </a:graphic>
+          </wp:inline>
+        </w:drawing>
+      </w:r>
+    </w:p>
+    <w:p>
+      <w:pPr>
+        <w:jc w:val="center"/>
+        <w:rPr>
+          <w:i/>
+          <w:iCs/>
+          <w:sz w:val="18"/>
+          <w:szCs w:val="18"/>
+        </w:rPr>
+      </w:pPr>
+      <w:r>
+        <w:rPr>
+          <w:i/>
+          <w:iCs/>
+          <w:sz w:val="18"/>
+          <w:szCs w:val="18"/>
+        </w:rPr>
+        <w:t xml:space="preserve">Mapa de assentos — Secretaria Mesa — parte 2/2</w:t>
+      </w:r>
+    </w:p>
+    <w:p>
+      <w:pPr>
+        <w:rPr>
+          <w:i/>
+          <w:iCs/>
+          <w:sz w:val="18"/>
+          <w:szCs w:val="18"/>
+        </w:rPr>
+      </w:pPr>
+      <w:r>
+        <w:rPr>
+          <w:i/>
+          <w:iCs/>
+          <w:sz w:val="18"/>
+          <w:szCs w:val="18"/>
+        </w:rPr>
+        <w:t xml:space="preserve">Campos da funcionalidade:</w:t>
       </w:r>
     </w:p>
     <w:tbl>
@@ -9740,6 +10112,49 @@
     </w:p>
     <w:p>
       <w:pPr>
+        <w:jc w:val="center"/>
+      </w:pPr>
+      <w:r>
+        <w:drawing>
+          <wp:inline distT="0" distB="0" distL="0" distR="0">
+            <wp:extent cx="5852160" cy="4572000"/>
+            <wp:effectExtent l="0" t="0" r="0" b="0"/>
+            <wp:docPr id="107" name="Janela Cadastrar Pessoa"/>
+            <wp:cNvGraphicFramePr>
+              <a:graphicFrameLocks xmlns:a="http://schemas.openxmlformats.org/drawingml/2006/main" noChangeAspect="1"/>
+            </wp:cNvGraphicFramePr>
+            <a:graphic xmlns:a="http://schemas.openxmlformats.org/drawingml/2006/main">
+              <a:graphicData uri="http://schemas.openxmlformats.org/drawingml/2006/picture">
+                <pic:pic xmlns:pic="http://schemas.openxmlformats.org/drawingml/2006/picture">
+                  <pic:nvPicPr>
+                    <pic:cNvPr id="107" name="Janela Cadastrar Pessoa"/>
+                    <pic:cNvPicPr/>
+                  </pic:nvPicPr>
+                  <pic:blipFill>
+                    <a:blip r:embed="rId27"/>
+                    <a:stretch>
+                      <a:fillRect/>
+                    </a:stretch>
+                  </pic:blipFill>
+                  <pic:spPr>
+                    <a:xfrm>
+                      <a:off x="0" y="0"/>
+                      <a:ext cx="5852160" cy="4572000"/>
+                    </a:xfrm>
+                    <a:prstGeom prst="rect">
+                      <a:avLst/>
+                    </a:prstGeom>
+                  </pic:spPr>
+                </pic:pic>
+              </a:graphicData>
+            </a:graphic>
+          </wp:inline>
+        </w:drawing>
+      </w:r>
+    </w:p>
+    <w:p>
+      <w:pPr>
+        <w:jc w:val="center"/>
         <w:rPr>
           <w:i/>
           <w:iCs/>
@@ -9754,7 +10169,26 @@
           <w:sz w:val="18"/>
           <w:szCs w:val="18"/>
         </w:rPr>
-        <w:t xml:space="preserve">Sem protótipo de tela para esta funcionalidade. Campos da funcionalidade:</w:t>
+        <w:t xml:space="preserve">Janela Cadastrar Pessoa</w:t>
+      </w:r>
+    </w:p>
+    <w:p>
+      <w:pPr>
+        <w:rPr>
+          <w:i/>
+          <w:iCs/>
+          <w:sz w:val="18"/>
+          <w:szCs w:val="18"/>
+        </w:rPr>
+      </w:pPr>
+      <w:r>
+        <w:rPr>
+          <w:i/>
+          <w:iCs/>
+          <w:sz w:val="18"/>
+          <w:szCs w:val="18"/>
+        </w:rPr>
+        <w:t xml:space="preserve">Campos da funcionalidade:</w:t>
       </w:r>
     </w:p>
     <w:tbl>
@@ -12169,6 +12603,49 @@
     </w:p>
     <w:p>
       <w:pPr>
+        <w:jc w:val="center"/>
+      </w:pPr>
+      <w:r>
+        <w:drawing>
+          <wp:inline distT="0" distB="0" distL="0" distR="0">
+            <wp:extent cx="5005328" cy="7863840"/>
+            <wp:effectExtent l="0" t="0" r="0" b="0"/>
+            <wp:docPr id="108" name="Participantes — lista do Administrador"/>
+            <wp:cNvGraphicFramePr>
+              <a:graphicFrameLocks xmlns:a="http://schemas.openxmlformats.org/drawingml/2006/main" noChangeAspect="1"/>
+            </wp:cNvGraphicFramePr>
+            <a:graphic xmlns:a="http://schemas.openxmlformats.org/drawingml/2006/main">
+              <a:graphicData uri="http://schemas.openxmlformats.org/drawingml/2006/picture">
+                <pic:pic xmlns:pic="http://schemas.openxmlformats.org/drawingml/2006/picture">
+                  <pic:nvPicPr>
+                    <pic:cNvPr id="108" name="Participantes — lista do Administrador"/>
+                    <pic:cNvPicPr/>
+                  </pic:nvPicPr>
+                  <pic:blipFill>
+                    <a:blip r:embed="rId28"/>
+                    <a:stretch>
+                      <a:fillRect/>
+                    </a:stretch>
+                  </pic:blipFill>
+                  <pic:spPr>
+                    <a:xfrm>
+                      <a:off x="0" y="0"/>
+                      <a:ext cx="5005328" cy="7863840"/>
+                    </a:xfrm>
+                    <a:prstGeom prst="rect">
+                      <a:avLst/>
+                    </a:prstGeom>
+                  </pic:spPr>
+                </pic:pic>
+              </a:graphicData>
+            </a:graphic>
+          </wp:inline>
+        </w:drawing>
+      </w:r>
+    </w:p>
+    <w:p>
+      <w:pPr>
+        <w:jc w:val="center"/>
         <w:rPr>
           <w:i/>
           <w:iCs/>
@@ -12183,7 +12660,88 @@
           <w:sz w:val="18"/>
           <w:szCs w:val="18"/>
         </w:rPr>
-        <w:t xml:space="preserve">Sem protótipo de tela para esta funcionalidade. Campos da funcionalidade:</w:t>
+        <w:t xml:space="preserve">Participantes — lista do Administrador</w:t>
+      </w:r>
+    </w:p>
+    <w:p>
+      <w:pPr>
+        <w:jc w:val="center"/>
+      </w:pPr>
+      <w:r>
+        <w:drawing>
+          <wp:inline distT="0" distB="0" distL="0" distR="0">
+            <wp:extent cx="5256248" cy="7863840"/>
+            <wp:effectExtent l="0" t="0" r="0" b="0"/>
+            <wp:docPr id="109" name="Participantes — lista da Secretaria Check-In"/>
+            <wp:cNvGraphicFramePr>
+              <a:graphicFrameLocks xmlns:a="http://schemas.openxmlformats.org/drawingml/2006/main" noChangeAspect="1"/>
+            </wp:cNvGraphicFramePr>
+            <a:graphic xmlns:a="http://schemas.openxmlformats.org/drawingml/2006/main">
+              <a:graphicData uri="http://schemas.openxmlformats.org/drawingml/2006/picture">
+                <pic:pic xmlns:pic="http://schemas.openxmlformats.org/drawingml/2006/picture">
+                  <pic:nvPicPr>
+                    <pic:cNvPr id="109" name="Participantes — lista da Secretaria Check-In"/>
+                    <pic:cNvPicPr/>
+                  </pic:nvPicPr>
+                  <pic:blipFill>
+                    <a:blip r:embed="rId29"/>
+                    <a:stretch>
+                      <a:fillRect/>
+                    </a:stretch>
+                  </pic:blipFill>
+                  <pic:spPr>
+                    <a:xfrm>
+                      <a:off x="0" y="0"/>
+                      <a:ext cx="5256248" cy="7863840"/>
+                    </a:xfrm>
+                    <a:prstGeom prst="rect">
+                      <a:avLst/>
+                    </a:prstGeom>
+                  </pic:spPr>
+                </pic:pic>
+              </a:graphicData>
+            </a:graphic>
+          </wp:inline>
+        </w:drawing>
+      </w:r>
+    </w:p>
+    <w:p>
+      <w:pPr>
+        <w:jc w:val="center"/>
+        <w:rPr>
+          <w:i/>
+          <w:iCs/>
+          <w:sz w:val="18"/>
+          <w:szCs w:val="18"/>
+        </w:rPr>
+      </w:pPr>
+      <w:r>
+        <w:rPr>
+          <w:i/>
+          <w:iCs/>
+          <w:sz w:val="18"/>
+          <w:szCs w:val="18"/>
+        </w:rPr>
+        <w:t xml:space="preserve">Participantes — lista da Secretaria Check-In</w:t>
+      </w:r>
+    </w:p>
+    <w:p>
+      <w:pPr>
+        <w:rPr>
+          <w:i/>
+          <w:iCs/>
+          <w:sz w:val="18"/>
+          <w:szCs w:val="18"/>
+        </w:rPr>
+      </w:pPr>
+      <w:r>
+        <w:rPr>
+          <w:i/>
+          <w:iCs/>
+          <w:sz w:val="18"/>
+          <w:szCs w:val="18"/>
+        </w:rPr>
+        <w:t xml:space="preserve">Campos da funcionalidade:</w:t>
       </w:r>
     </w:p>
     <w:tbl>
@@ -13764,6 +14322,49 @@
     </w:p>
     <w:p>
       <w:pPr>
+        <w:jc w:val="center"/>
+      </w:pPr>
+      <w:r>
+        <w:drawing>
+          <wp:inline distT="0" distB="0" distL="0" distR="0">
+            <wp:extent cx="5005328" cy="7863840"/>
+            <wp:effectExtent l="0" t="0" r="0" b="0"/>
+            <wp:docPr id="110" name="Participantes — lista do Administrador"/>
+            <wp:cNvGraphicFramePr>
+              <a:graphicFrameLocks xmlns:a="http://schemas.openxmlformats.org/drawingml/2006/main" noChangeAspect="1"/>
+            </wp:cNvGraphicFramePr>
+            <a:graphic xmlns:a="http://schemas.openxmlformats.org/drawingml/2006/main">
+              <a:graphicData uri="http://schemas.openxmlformats.org/drawingml/2006/picture">
+                <pic:pic xmlns:pic="http://schemas.openxmlformats.org/drawingml/2006/picture">
+                  <pic:nvPicPr>
+                    <pic:cNvPr id="110" name="Participantes — lista do Administrador"/>
+                    <pic:cNvPicPr/>
+                  </pic:nvPicPr>
+                  <pic:blipFill>
+                    <a:blip r:embed="rId30"/>
+                    <a:stretch>
+                      <a:fillRect/>
+                    </a:stretch>
+                  </pic:blipFill>
+                  <pic:spPr>
+                    <a:xfrm>
+                      <a:off x="0" y="0"/>
+                      <a:ext cx="5005328" cy="7863840"/>
+                    </a:xfrm>
+                    <a:prstGeom prst="rect">
+                      <a:avLst/>
+                    </a:prstGeom>
+                  </pic:spPr>
+                </pic:pic>
+              </a:graphicData>
+            </a:graphic>
+          </wp:inline>
+        </w:drawing>
+      </w:r>
+    </w:p>
+    <w:p>
+      <w:pPr>
+        <w:jc w:val="center"/>
         <w:rPr>
           <w:i/>
           <w:iCs/>
@@ -13778,7 +14379,88 @@
           <w:sz w:val="18"/>
           <w:szCs w:val="18"/>
         </w:rPr>
-        <w:t xml:space="preserve">Sem protótipo de tela para esta funcionalidade. Campos da funcionalidade:</w:t>
+        <w:t xml:space="preserve">Participantes — lista do Administrador</w:t>
+      </w:r>
+    </w:p>
+    <w:p>
+      <w:pPr>
+        <w:jc w:val="center"/>
+      </w:pPr>
+      <w:r>
+        <w:drawing>
+          <wp:inline distT="0" distB="0" distL="0" distR="0">
+            <wp:extent cx="5852160" cy="4114800"/>
+            <wp:effectExtent l="0" t="0" r="0" b="0"/>
+            <wp:docPr id="111" name="Confirmação de presença"/>
+            <wp:cNvGraphicFramePr>
+              <a:graphicFrameLocks xmlns:a="http://schemas.openxmlformats.org/drawingml/2006/main" noChangeAspect="1"/>
+            </wp:cNvGraphicFramePr>
+            <a:graphic xmlns:a="http://schemas.openxmlformats.org/drawingml/2006/main">
+              <a:graphicData uri="http://schemas.openxmlformats.org/drawingml/2006/picture">
+                <pic:pic xmlns:pic="http://schemas.openxmlformats.org/drawingml/2006/picture">
+                  <pic:nvPicPr>
+                    <pic:cNvPr id="111" name="Confirmação de presença"/>
+                    <pic:cNvPicPr/>
+                  </pic:nvPicPr>
+                  <pic:blipFill>
+                    <a:blip r:embed="rId31"/>
+                    <a:stretch>
+                      <a:fillRect/>
+                    </a:stretch>
+                  </pic:blipFill>
+                  <pic:spPr>
+                    <a:xfrm>
+                      <a:off x="0" y="0"/>
+                      <a:ext cx="5852160" cy="4114800"/>
+                    </a:xfrm>
+                    <a:prstGeom prst="rect">
+                      <a:avLst/>
+                    </a:prstGeom>
+                  </pic:spPr>
+                </pic:pic>
+              </a:graphicData>
+            </a:graphic>
+          </wp:inline>
+        </w:drawing>
+      </w:r>
+    </w:p>
+    <w:p>
+      <w:pPr>
+        <w:jc w:val="center"/>
+        <w:rPr>
+          <w:i/>
+          <w:iCs/>
+          <w:sz w:val="18"/>
+          <w:szCs w:val="18"/>
+        </w:rPr>
+      </w:pPr>
+      <w:r>
+        <w:rPr>
+          <w:i/>
+          <w:iCs/>
+          <w:sz w:val="18"/>
+          <w:szCs w:val="18"/>
+        </w:rPr>
+        <w:t xml:space="preserve">Confirmação de presença</w:t>
+      </w:r>
+    </w:p>
+    <w:p>
+      <w:pPr>
+        <w:rPr>
+          <w:i/>
+          <w:iCs/>
+          <w:sz w:val="18"/>
+          <w:szCs w:val="18"/>
+        </w:rPr>
+      </w:pPr>
+      <w:r>
+        <w:rPr>
+          <w:i/>
+          <w:iCs/>
+          <w:sz w:val="18"/>
+          <w:szCs w:val="18"/>
+        </w:rPr>
+        <w:t xml:space="preserve">Campos da funcionalidade:</w:t>
       </w:r>
     </w:p>
     <w:tbl>
@@ -15569,6 +16251,49 @@
     </w:p>
     <w:p>
       <w:pPr>
+        <w:jc w:val="center"/>
+      </w:pPr>
+      <w:r>
+        <w:drawing>
+          <wp:inline distT="0" distB="0" distL="0" distR="0">
+            <wp:extent cx="5005328" cy="7863840"/>
+            <wp:effectExtent l="0" t="0" r="0" b="0"/>
+            <wp:docPr id="112" name="Participantes — lista do Administrador"/>
+            <wp:cNvGraphicFramePr>
+              <a:graphicFrameLocks xmlns:a="http://schemas.openxmlformats.org/drawingml/2006/main" noChangeAspect="1"/>
+            </wp:cNvGraphicFramePr>
+            <a:graphic xmlns:a="http://schemas.openxmlformats.org/drawingml/2006/main">
+              <a:graphicData uri="http://schemas.openxmlformats.org/drawingml/2006/picture">
+                <pic:pic xmlns:pic="http://schemas.openxmlformats.org/drawingml/2006/picture">
+                  <pic:nvPicPr>
+                    <pic:cNvPr id="112" name="Participantes — lista do Administrador"/>
+                    <pic:cNvPicPr/>
+                  </pic:nvPicPr>
+                  <pic:blipFill>
+                    <a:blip r:embed="rId32"/>
+                    <a:stretch>
+                      <a:fillRect/>
+                    </a:stretch>
+                  </pic:blipFill>
+                  <pic:spPr>
+                    <a:xfrm>
+                      <a:off x="0" y="0"/>
+                      <a:ext cx="5005328" cy="7863840"/>
+                    </a:xfrm>
+                    <a:prstGeom prst="rect">
+                      <a:avLst/>
+                    </a:prstGeom>
+                  </pic:spPr>
+                </pic:pic>
+              </a:graphicData>
+            </a:graphic>
+          </wp:inline>
+        </w:drawing>
+      </w:r>
+    </w:p>
+    <w:p>
+      <w:pPr>
+        <w:jc w:val="center"/>
         <w:rPr>
           <w:i/>
           <w:iCs/>
@@ -15583,7 +16308,26 @@
           <w:sz w:val="18"/>
           <w:szCs w:val="18"/>
         </w:rPr>
-        <w:t xml:space="preserve">Sem protótipo de tela para esta funcionalidade. Campos da funcionalidade:</w:t>
+        <w:t xml:space="preserve">Participantes — lista do Administrador</w:t>
+      </w:r>
+    </w:p>
+    <w:p>
+      <w:pPr>
+        <w:rPr>
+          <w:i/>
+          <w:iCs/>
+          <w:sz w:val="18"/>
+          <w:szCs w:val="18"/>
+        </w:rPr>
+      </w:pPr>
+      <w:r>
+        <w:rPr>
+          <w:i/>
+          <w:iCs/>
+          <w:sz w:val="18"/>
+          <w:szCs w:val="18"/>
+        </w:rPr>
+        <w:t xml:space="preserve">Campos da funcionalidade:</w:t>
       </w:r>
     </w:p>
     <w:tbl>
@@ -18455,6 +19199,49 @@
     </w:p>
     <w:p>
       <w:pPr>
+        <w:jc w:val="center"/>
+      </w:pPr>
+      <w:r>
+        <w:drawing>
+          <wp:inline distT="0" distB="0" distL="0" distR="0">
+            <wp:extent cx="5852160" cy="4572000"/>
+            <wp:effectExtent l="0" t="0" r="0" b="0"/>
+            <wp:docPr id="113" name="Janela Gerenciar Legenda da Pessoa"/>
+            <wp:cNvGraphicFramePr>
+              <a:graphicFrameLocks xmlns:a="http://schemas.openxmlformats.org/drawingml/2006/main" noChangeAspect="1"/>
+            </wp:cNvGraphicFramePr>
+            <a:graphic xmlns:a="http://schemas.openxmlformats.org/drawingml/2006/main">
+              <a:graphicData uri="http://schemas.openxmlformats.org/drawingml/2006/picture">
+                <pic:pic xmlns:pic="http://schemas.openxmlformats.org/drawingml/2006/picture">
+                  <pic:nvPicPr>
+                    <pic:cNvPr id="113" name="Janela Gerenciar Legenda da Pessoa"/>
+                    <pic:cNvPicPr/>
+                  </pic:nvPicPr>
+                  <pic:blipFill>
+                    <a:blip r:embed="rId33"/>
+                    <a:stretch>
+                      <a:fillRect/>
+                    </a:stretch>
+                  </pic:blipFill>
+                  <pic:spPr>
+                    <a:xfrm>
+                      <a:off x="0" y="0"/>
+                      <a:ext cx="5852160" cy="4572000"/>
+                    </a:xfrm>
+                    <a:prstGeom prst="rect">
+                      <a:avLst/>
+                    </a:prstGeom>
+                  </pic:spPr>
+                </pic:pic>
+              </a:graphicData>
+            </a:graphic>
+          </wp:inline>
+        </w:drawing>
+      </w:r>
+    </w:p>
+    <w:p>
+      <w:pPr>
+        <w:jc w:val="center"/>
         <w:rPr>
           <w:i/>
           <w:iCs/>
@@ -18469,7 +19256,26 @@
           <w:sz w:val="18"/>
           <w:szCs w:val="18"/>
         </w:rPr>
-        <w:t xml:space="preserve">Sem protótipo de tela para esta funcionalidade. Campos da funcionalidade:</w:t>
+        <w:t xml:space="preserve">Janela Gerenciar Legenda da Pessoa</w:t>
+      </w:r>
+    </w:p>
+    <w:p>
+      <w:pPr>
+        <w:rPr>
+          <w:i/>
+          <w:iCs/>
+          <w:sz w:val="18"/>
+          <w:szCs w:val="18"/>
+        </w:rPr>
+      </w:pPr>
+      <w:r>
+        <w:rPr>
+          <w:i/>
+          <w:iCs/>
+          <w:sz w:val="18"/>
+          <w:szCs w:val="18"/>
+        </w:rPr>
+        <w:t xml:space="preserve">Campos da funcionalidade:</w:t>
       </w:r>
     </w:p>
     <w:tbl>
@@ -20644,6 +21450,49 @@
     </w:p>
     <w:p>
       <w:pPr>
+        <w:jc w:val="center"/>
+      </w:pPr>
+      <w:r>
+        <w:drawing>
+          <wp:inline distT="0" distB="0" distL="0" distR="0">
+            <wp:extent cx="5852160" cy="4572000"/>
+            <wp:effectExtent l="0" t="0" r="0" b="0"/>
+            <wp:docPr id="114" name="Janela Gerenciar Legenda da Pessoa"/>
+            <wp:cNvGraphicFramePr>
+              <a:graphicFrameLocks xmlns:a="http://schemas.openxmlformats.org/drawingml/2006/main" noChangeAspect="1"/>
+            </wp:cNvGraphicFramePr>
+            <a:graphic xmlns:a="http://schemas.openxmlformats.org/drawingml/2006/main">
+              <a:graphicData uri="http://schemas.openxmlformats.org/drawingml/2006/picture">
+                <pic:pic xmlns:pic="http://schemas.openxmlformats.org/drawingml/2006/picture">
+                  <pic:nvPicPr>
+                    <pic:cNvPr id="114" name="Janela Gerenciar Legenda da Pessoa"/>
+                    <pic:cNvPicPr/>
+                  </pic:nvPicPr>
+                  <pic:blipFill>
+                    <a:blip r:embed="rId34"/>
+                    <a:stretch>
+                      <a:fillRect/>
+                    </a:stretch>
+                  </pic:blipFill>
+                  <pic:spPr>
+                    <a:xfrm>
+                      <a:off x="0" y="0"/>
+                      <a:ext cx="5852160" cy="4572000"/>
+                    </a:xfrm>
+                    <a:prstGeom prst="rect">
+                      <a:avLst/>
+                    </a:prstGeom>
+                  </pic:spPr>
+                </pic:pic>
+              </a:graphicData>
+            </a:graphic>
+          </wp:inline>
+        </w:drawing>
+      </w:r>
+    </w:p>
+    <w:p>
+      <w:pPr>
+        <w:jc w:val="center"/>
         <w:rPr>
           <w:i/>
           <w:iCs/>
@@ -20658,7 +21507,26 @@
           <w:sz w:val="18"/>
           <w:szCs w:val="18"/>
         </w:rPr>
-        <w:t xml:space="preserve">Sem protótipo de tela para esta funcionalidade. Campos da funcionalidade:</w:t>
+        <w:t xml:space="preserve">Janela Gerenciar Legenda da Pessoa</w:t>
+      </w:r>
+    </w:p>
+    <w:p>
+      <w:pPr>
+        <w:rPr>
+          <w:i/>
+          <w:iCs/>
+          <w:sz w:val="18"/>
+          <w:szCs w:val="18"/>
+        </w:rPr>
+      </w:pPr>
+      <w:r>
+        <w:rPr>
+          <w:i/>
+          <w:iCs/>
+          <w:sz w:val="18"/>
+          <w:szCs w:val="18"/>
+        </w:rPr>
+        <w:t xml:space="preserve">Campos da funcionalidade:</w:t>
       </w:r>
     </w:p>
     <w:tbl>
@@ -22373,6 +23241,49 @@
     </w:p>
     <w:p>
       <w:pPr>
+        <w:jc w:val="center"/>
+      </w:pPr>
+      <w:r>
+        <w:drawing>
+          <wp:inline distT="0" distB="0" distL="0" distR="0">
+            <wp:extent cx="5852160" cy="4572000"/>
+            <wp:effectExtent l="0" t="0" r="0" b="0"/>
+            <wp:docPr id="115" name="Janela Gerenciar Legenda da Pessoa"/>
+            <wp:cNvGraphicFramePr>
+              <a:graphicFrameLocks xmlns:a="http://schemas.openxmlformats.org/drawingml/2006/main" noChangeAspect="1"/>
+            </wp:cNvGraphicFramePr>
+            <a:graphic xmlns:a="http://schemas.openxmlformats.org/drawingml/2006/main">
+              <a:graphicData uri="http://schemas.openxmlformats.org/drawingml/2006/picture">
+                <pic:pic xmlns:pic="http://schemas.openxmlformats.org/drawingml/2006/picture">
+                  <pic:nvPicPr>
+                    <pic:cNvPr id="115" name="Janela Gerenciar Legenda da Pessoa"/>
+                    <pic:cNvPicPr/>
+                  </pic:nvPicPr>
+                  <pic:blipFill>
+                    <a:blip r:embed="rId35"/>
+                    <a:stretch>
+                      <a:fillRect/>
+                    </a:stretch>
+                  </pic:blipFill>
+                  <pic:spPr>
+                    <a:xfrm>
+                      <a:off x="0" y="0"/>
+                      <a:ext cx="5852160" cy="4572000"/>
+                    </a:xfrm>
+                    <a:prstGeom prst="rect">
+                      <a:avLst/>
+                    </a:prstGeom>
+                  </pic:spPr>
+                </pic:pic>
+              </a:graphicData>
+            </a:graphic>
+          </wp:inline>
+        </w:drawing>
+      </w:r>
+    </w:p>
+    <w:p>
+      <w:pPr>
+        <w:jc w:val="center"/>
         <w:rPr>
           <w:i/>
           <w:iCs/>
@@ -22387,7 +23298,26 @@
           <w:sz w:val="18"/>
           <w:szCs w:val="18"/>
         </w:rPr>
-        <w:t xml:space="preserve">Sem protótipo de tela para esta funcionalidade. Campos da funcionalidade:</w:t>
+        <w:t xml:space="preserve">Janela Gerenciar Legenda da Pessoa</w:t>
+      </w:r>
+    </w:p>
+    <w:p>
+      <w:pPr>
+        <w:rPr>
+          <w:i/>
+          <w:iCs/>
+          <w:sz w:val="18"/>
+          <w:szCs w:val="18"/>
+        </w:rPr>
+      </w:pPr>
+      <w:r>
+        <w:rPr>
+          <w:i/>
+          <w:iCs/>
+          <w:sz w:val="18"/>
+          <w:szCs w:val="18"/>
+        </w:rPr>
+        <w:t xml:space="preserve">Campos da funcionalidade:</w:t>
       </w:r>
     </w:p>
     <w:tbl>
@@ -24683,6 +25613,49 @@
     </w:p>
     <w:p>
       <w:pPr>
+        <w:jc w:val="center"/>
+      </w:pPr>
+      <w:r>
+        <w:drawing>
+          <wp:inline distT="0" distB="0" distL="0" distR="0">
+            <wp:extent cx="5852160" cy="6624828"/>
+            <wp:effectExtent l="0" t="0" r="0" b="0"/>
+            <wp:docPr id="116" name="Mapa de assentos — Administrador — parte 1/2"/>
+            <wp:cNvGraphicFramePr>
+              <a:graphicFrameLocks xmlns:a="http://schemas.openxmlformats.org/drawingml/2006/main" noChangeAspect="1"/>
+            </wp:cNvGraphicFramePr>
+            <a:graphic xmlns:a="http://schemas.openxmlformats.org/drawingml/2006/main">
+              <a:graphicData uri="http://schemas.openxmlformats.org/drawingml/2006/picture">
+                <pic:pic xmlns:pic="http://schemas.openxmlformats.org/drawingml/2006/picture">
+                  <pic:nvPicPr>
+                    <pic:cNvPr id="116" name="Mapa de assentos — Administrador — parte 1/2"/>
+                    <pic:cNvPicPr/>
+                  </pic:nvPicPr>
+                  <pic:blipFill>
+                    <a:blip r:embed="rId36"/>
+                    <a:stretch>
+                      <a:fillRect/>
+                    </a:stretch>
+                  </pic:blipFill>
+                  <pic:spPr>
+                    <a:xfrm>
+                      <a:off x="0" y="0"/>
+                      <a:ext cx="5852160" cy="6624828"/>
+                    </a:xfrm>
+                    <a:prstGeom prst="rect">
+                      <a:avLst/>
+                    </a:prstGeom>
+                  </pic:spPr>
+                </pic:pic>
+              </a:graphicData>
+            </a:graphic>
+          </wp:inline>
+        </w:drawing>
+      </w:r>
+    </w:p>
+    <w:p>
+      <w:pPr>
+        <w:jc w:val="center"/>
         <w:rPr>
           <w:i/>
           <w:iCs/>
@@ -24697,7 +25670,150 @@
           <w:sz w:val="18"/>
           <w:szCs w:val="18"/>
         </w:rPr>
-        <w:t xml:space="preserve">Sem protótipo de tela para esta funcionalidade. Campos da funcionalidade:</w:t>
+        <w:t xml:space="preserve">Mapa de assentos — Administrador — parte 1/2</w:t>
+      </w:r>
+    </w:p>
+    <w:p>
+      <w:pPr>
+        <w:jc w:val="center"/>
+      </w:pPr>
+      <w:r>
+        <w:drawing>
+          <wp:inline distT="0" distB="0" distL="0" distR="0">
+            <wp:extent cx="5852160" cy="6620256"/>
+            <wp:effectExtent l="0" t="0" r="0" b="0"/>
+            <wp:docPr id="117" name="Mapa de assentos — Administrador — parte 2/2"/>
+            <wp:cNvGraphicFramePr>
+              <a:graphicFrameLocks xmlns:a="http://schemas.openxmlformats.org/drawingml/2006/main" noChangeAspect="1"/>
+            </wp:cNvGraphicFramePr>
+            <a:graphic xmlns:a="http://schemas.openxmlformats.org/drawingml/2006/main">
+              <a:graphicData uri="http://schemas.openxmlformats.org/drawingml/2006/picture">
+                <pic:pic xmlns:pic="http://schemas.openxmlformats.org/drawingml/2006/picture">
+                  <pic:nvPicPr>
+                    <pic:cNvPr id="117" name="Mapa de assentos — Administrador — parte 2/2"/>
+                    <pic:cNvPicPr/>
+                  </pic:nvPicPr>
+                  <pic:blipFill>
+                    <a:blip r:embed="rId37"/>
+                    <a:stretch>
+                      <a:fillRect/>
+                    </a:stretch>
+                  </pic:blipFill>
+                  <pic:spPr>
+                    <a:xfrm>
+                      <a:off x="0" y="0"/>
+                      <a:ext cx="5852160" cy="6620256"/>
+                    </a:xfrm>
+                    <a:prstGeom prst="rect">
+                      <a:avLst/>
+                    </a:prstGeom>
+                  </pic:spPr>
+                </pic:pic>
+              </a:graphicData>
+            </a:graphic>
+          </wp:inline>
+        </w:drawing>
+      </w:r>
+    </w:p>
+    <w:p>
+      <w:pPr>
+        <w:jc w:val="center"/>
+        <w:rPr>
+          <w:i/>
+          <w:iCs/>
+          <w:sz w:val="18"/>
+          <w:szCs w:val="18"/>
+        </w:rPr>
+      </w:pPr>
+      <w:r>
+        <w:rPr>
+          <w:i/>
+          <w:iCs/>
+          <w:sz w:val="18"/>
+          <w:szCs w:val="18"/>
+        </w:rPr>
+        <w:t xml:space="preserve">Mapa de assentos — Administrador — parte 2/2</w:t>
+      </w:r>
+    </w:p>
+    <w:p>
+      <w:pPr>
+        <w:jc w:val="center"/>
+      </w:pPr>
+      <w:r>
+        <w:drawing>
+          <wp:inline distT="0" distB="0" distL="0" distR="0">
+            <wp:extent cx="5852160" cy="4572000"/>
+            <wp:effectExtent l="0" t="0" r="0" b="0"/>
+            <wp:docPr id="118" name="Mapa — escolha da pessoa para o assento"/>
+            <wp:cNvGraphicFramePr>
+              <a:graphicFrameLocks xmlns:a="http://schemas.openxmlformats.org/drawingml/2006/main" noChangeAspect="1"/>
+            </wp:cNvGraphicFramePr>
+            <a:graphic xmlns:a="http://schemas.openxmlformats.org/drawingml/2006/main">
+              <a:graphicData uri="http://schemas.openxmlformats.org/drawingml/2006/picture">
+                <pic:pic xmlns:pic="http://schemas.openxmlformats.org/drawingml/2006/picture">
+                  <pic:nvPicPr>
+                    <pic:cNvPr id="118" name="Mapa — escolha da pessoa para o assento"/>
+                    <pic:cNvPicPr/>
+                  </pic:nvPicPr>
+                  <pic:blipFill>
+                    <a:blip r:embed="rId38"/>
+                    <a:stretch>
+                      <a:fillRect/>
+                    </a:stretch>
+                  </pic:blipFill>
+                  <pic:spPr>
+                    <a:xfrm>
+                      <a:off x="0" y="0"/>
+                      <a:ext cx="5852160" cy="4572000"/>
+                    </a:xfrm>
+                    <a:prstGeom prst="rect">
+                      <a:avLst/>
+                    </a:prstGeom>
+                  </pic:spPr>
+                </pic:pic>
+              </a:graphicData>
+            </a:graphic>
+          </wp:inline>
+        </w:drawing>
+      </w:r>
+    </w:p>
+    <w:p>
+      <w:pPr>
+        <w:jc w:val="center"/>
+        <w:rPr>
+          <w:i/>
+          <w:iCs/>
+          <w:sz w:val="18"/>
+          <w:szCs w:val="18"/>
+        </w:rPr>
+      </w:pPr>
+      <w:r>
+        <w:rPr>
+          <w:i/>
+          <w:iCs/>
+          <w:sz w:val="18"/>
+          <w:szCs w:val="18"/>
+        </w:rPr>
+        <w:t xml:space="preserve">Mapa — escolha da pessoa para o assento</w:t>
+      </w:r>
+    </w:p>
+    <w:p>
+      <w:pPr>
+        <w:rPr>
+          <w:i/>
+          <w:iCs/>
+          <w:sz w:val="18"/>
+          <w:szCs w:val="18"/>
+        </w:rPr>
+      </w:pPr>
+      <w:r>
+        <w:rPr>
+          <w:i/>
+          <w:iCs/>
+          <w:sz w:val="18"/>
+          <w:szCs w:val="18"/>
+        </w:rPr>
+        <w:t xml:space="preserve">Campos da funcionalidade:</w:t>
       </w:r>
     </w:p>
     <w:tbl>
@@ -26630,6 +27746,49 @@
     </w:p>
     <w:p>
       <w:pPr>
+        <w:jc w:val="center"/>
+      </w:pPr>
+      <w:r>
+        <w:drawing>
+          <wp:inline distT="0" distB="0" distL="0" distR="0">
+            <wp:extent cx="5852160" cy="6624828"/>
+            <wp:effectExtent l="0" t="0" r="0" b="0"/>
+            <wp:docPr id="119" name="Mapa de assentos — Administrador — parte 1/2"/>
+            <wp:cNvGraphicFramePr>
+              <a:graphicFrameLocks xmlns:a="http://schemas.openxmlformats.org/drawingml/2006/main" noChangeAspect="1"/>
+            </wp:cNvGraphicFramePr>
+            <a:graphic xmlns:a="http://schemas.openxmlformats.org/drawingml/2006/main">
+              <a:graphicData uri="http://schemas.openxmlformats.org/drawingml/2006/picture">
+                <pic:pic xmlns:pic="http://schemas.openxmlformats.org/drawingml/2006/picture">
+                  <pic:nvPicPr>
+                    <pic:cNvPr id="119" name="Mapa de assentos — Administrador — parte 1/2"/>
+                    <pic:cNvPicPr/>
+                  </pic:nvPicPr>
+                  <pic:blipFill>
+                    <a:blip r:embed="rId39"/>
+                    <a:stretch>
+                      <a:fillRect/>
+                    </a:stretch>
+                  </pic:blipFill>
+                  <pic:spPr>
+                    <a:xfrm>
+                      <a:off x="0" y="0"/>
+                      <a:ext cx="5852160" cy="6624828"/>
+                    </a:xfrm>
+                    <a:prstGeom prst="rect">
+                      <a:avLst/>
+                    </a:prstGeom>
+                  </pic:spPr>
+                </pic:pic>
+              </a:graphicData>
+            </a:graphic>
+          </wp:inline>
+        </w:drawing>
+      </w:r>
+    </w:p>
+    <w:p>
+      <w:pPr>
+        <w:jc w:val="center"/>
         <w:rPr>
           <w:i/>
           <w:iCs/>
@@ -26644,7 +27803,88 @@
           <w:sz w:val="18"/>
           <w:szCs w:val="18"/>
         </w:rPr>
-        <w:t xml:space="preserve">Sem protótipo de tela para esta funcionalidade. Campos da funcionalidade:</w:t>
+        <w:t xml:space="preserve">Mapa de assentos — Administrador — parte 1/2</w:t>
+      </w:r>
+    </w:p>
+    <w:p>
+      <w:pPr>
+        <w:jc w:val="center"/>
+      </w:pPr>
+      <w:r>
+        <w:drawing>
+          <wp:inline distT="0" distB="0" distL="0" distR="0">
+            <wp:extent cx="5852160" cy="6620256"/>
+            <wp:effectExtent l="0" t="0" r="0" b="0"/>
+            <wp:docPr id="120" name="Mapa de assentos — Administrador — parte 2/2"/>
+            <wp:cNvGraphicFramePr>
+              <a:graphicFrameLocks xmlns:a="http://schemas.openxmlformats.org/drawingml/2006/main" noChangeAspect="1"/>
+            </wp:cNvGraphicFramePr>
+            <a:graphic xmlns:a="http://schemas.openxmlformats.org/drawingml/2006/main">
+              <a:graphicData uri="http://schemas.openxmlformats.org/drawingml/2006/picture">
+                <pic:pic xmlns:pic="http://schemas.openxmlformats.org/drawingml/2006/picture">
+                  <pic:nvPicPr>
+                    <pic:cNvPr id="120" name="Mapa de assentos — Administrador — parte 2/2"/>
+                    <pic:cNvPicPr/>
+                  </pic:nvPicPr>
+                  <pic:blipFill>
+                    <a:blip r:embed="rId40"/>
+                    <a:stretch>
+                      <a:fillRect/>
+                    </a:stretch>
+                  </pic:blipFill>
+                  <pic:spPr>
+                    <a:xfrm>
+                      <a:off x="0" y="0"/>
+                      <a:ext cx="5852160" cy="6620256"/>
+                    </a:xfrm>
+                    <a:prstGeom prst="rect">
+                      <a:avLst/>
+                    </a:prstGeom>
+                  </pic:spPr>
+                </pic:pic>
+              </a:graphicData>
+            </a:graphic>
+          </wp:inline>
+        </w:drawing>
+      </w:r>
+    </w:p>
+    <w:p>
+      <w:pPr>
+        <w:jc w:val="center"/>
+        <w:rPr>
+          <w:i/>
+          <w:iCs/>
+          <w:sz w:val="18"/>
+          <w:szCs w:val="18"/>
+        </w:rPr>
+      </w:pPr>
+      <w:r>
+        <w:rPr>
+          <w:i/>
+          <w:iCs/>
+          <w:sz w:val="18"/>
+          <w:szCs w:val="18"/>
+        </w:rPr>
+        <w:t xml:space="preserve">Mapa de assentos — Administrador — parte 2/2</w:t>
+      </w:r>
+    </w:p>
+    <w:p>
+      <w:pPr>
+        <w:rPr>
+          <w:i/>
+          <w:iCs/>
+          <w:sz w:val="18"/>
+          <w:szCs w:val="18"/>
+        </w:rPr>
+      </w:pPr>
+      <w:r>
+        <w:rPr>
+          <w:i/>
+          <w:iCs/>
+          <w:sz w:val="18"/>
+          <w:szCs w:val="18"/>
+        </w:rPr>
+        <w:t xml:space="preserve">Campos da funcionalidade:</w:t>
       </w:r>
     </w:p>
     <w:tbl>
@@ -28181,6 +29421,49 @@
     </w:p>
     <w:p>
       <w:pPr>
+        <w:jc w:val="center"/>
+      </w:pPr>
+      <w:r>
+        <w:drawing>
+          <wp:inline distT="0" distB="0" distL="0" distR="0">
+            <wp:extent cx="5852160" cy="6624828"/>
+            <wp:effectExtent l="0" t="0" r="0" b="0"/>
+            <wp:docPr id="121" name="Mapa de assentos — Administrador — parte 1/2"/>
+            <wp:cNvGraphicFramePr>
+              <a:graphicFrameLocks xmlns:a="http://schemas.openxmlformats.org/drawingml/2006/main" noChangeAspect="1"/>
+            </wp:cNvGraphicFramePr>
+            <a:graphic xmlns:a="http://schemas.openxmlformats.org/drawingml/2006/main">
+              <a:graphicData uri="http://schemas.openxmlformats.org/drawingml/2006/picture">
+                <pic:pic xmlns:pic="http://schemas.openxmlformats.org/drawingml/2006/picture">
+                  <pic:nvPicPr>
+                    <pic:cNvPr id="121" name="Mapa de assentos — Administrador — parte 1/2"/>
+                    <pic:cNvPicPr/>
+                  </pic:nvPicPr>
+                  <pic:blipFill>
+                    <a:blip r:embed="rId41"/>
+                    <a:stretch>
+                      <a:fillRect/>
+                    </a:stretch>
+                  </pic:blipFill>
+                  <pic:spPr>
+                    <a:xfrm>
+                      <a:off x="0" y="0"/>
+                      <a:ext cx="5852160" cy="6624828"/>
+                    </a:xfrm>
+                    <a:prstGeom prst="rect">
+                      <a:avLst/>
+                    </a:prstGeom>
+                  </pic:spPr>
+                </pic:pic>
+              </a:graphicData>
+            </a:graphic>
+          </wp:inline>
+        </w:drawing>
+      </w:r>
+    </w:p>
+    <w:p>
+      <w:pPr>
+        <w:jc w:val="center"/>
         <w:rPr>
           <w:i/>
           <w:iCs/>
@@ -28195,7 +29478,88 @@
           <w:sz w:val="18"/>
           <w:szCs w:val="18"/>
         </w:rPr>
-        <w:t xml:space="preserve">Sem protótipo de tela para esta funcionalidade. Campos da funcionalidade:</w:t>
+        <w:t xml:space="preserve">Mapa de assentos — Administrador — parte 1/2</w:t>
+      </w:r>
+    </w:p>
+    <w:p>
+      <w:pPr>
+        <w:jc w:val="center"/>
+      </w:pPr>
+      <w:r>
+        <w:drawing>
+          <wp:inline distT="0" distB="0" distL="0" distR="0">
+            <wp:extent cx="5852160" cy="6620256"/>
+            <wp:effectExtent l="0" t="0" r="0" b="0"/>
+            <wp:docPr id="122" name="Mapa de assentos — Administrador — parte 2/2"/>
+            <wp:cNvGraphicFramePr>
+              <a:graphicFrameLocks xmlns:a="http://schemas.openxmlformats.org/drawingml/2006/main" noChangeAspect="1"/>
+            </wp:cNvGraphicFramePr>
+            <a:graphic xmlns:a="http://schemas.openxmlformats.org/drawingml/2006/main">
+              <a:graphicData uri="http://schemas.openxmlformats.org/drawingml/2006/picture">
+                <pic:pic xmlns:pic="http://schemas.openxmlformats.org/drawingml/2006/picture">
+                  <pic:nvPicPr>
+                    <pic:cNvPr id="122" name="Mapa de assentos — Administrador — parte 2/2"/>
+                    <pic:cNvPicPr/>
+                  </pic:nvPicPr>
+                  <pic:blipFill>
+                    <a:blip r:embed="rId42"/>
+                    <a:stretch>
+                      <a:fillRect/>
+                    </a:stretch>
+                  </pic:blipFill>
+                  <pic:spPr>
+                    <a:xfrm>
+                      <a:off x="0" y="0"/>
+                      <a:ext cx="5852160" cy="6620256"/>
+                    </a:xfrm>
+                    <a:prstGeom prst="rect">
+                      <a:avLst/>
+                    </a:prstGeom>
+                  </pic:spPr>
+                </pic:pic>
+              </a:graphicData>
+            </a:graphic>
+          </wp:inline>
+        </w:drawing>
+      </w:r>
+    </w:p>
+    <w:p>
+      <w:pPr>
+        <w:jc w:val="center"/>
+        <w:rPr>
+          <w:i/>
+          <w:iCs/>
+          <w:sz w:val="18"/>
+          <w:szCs w:val="18"/>
+        </w:rPr>
+      </w:pPr>
+      <w:r>
+        <w:rPr>
+          <w:i/>
+          <w:iCs/>
+          <w:sz w:val="18"/>
+          <w:szCs w:val="18"/>
+        </w:rPr>
+        <w:t xml:space="preserve">Mapa de assentos — Administrador — parte 2/2</w:t>
+      </w:r>
+    </w:p>
+    <w:p>
+      <w:pPr>
+        <w:rPr>
+          <w:i/>
+          <w:iCs/>
+          <w:sz w:val="18"/>
+          <w:szCs w:val="18"/>
+        </w:rPr>
+      </w:pPr>
+      <w:r>
+        <w:rPr>
+          <w:i/>
+          <w:iCs/>
+          <w:sz w:val="18"/>
+          <w:szCs w:val="18"/>
+        </w:rPr>
+        <w:t xml:space="preserve">Campos da funcionalidade:</w:t>
       </w:r>
     </w:p>
     <w:tbl>
@@ -30046,6 +31410,49 @@
     </w:p>
     <w:p>
       <w:pPr>
+        <w:jc w:val="center"/>
+      </w:pPr>
+      <w:r>
+        <w:drawing>
+          <wp:inline distT="0" distB="0" distL="0" distR="0">
+            <wp:extent cx="5852160" cy="6624828"/>
+            <wp:effectExtent l="0" t="0" r="0" b="0"/>
+            <wp:docPr id="123" name="Mapa de assentos — Administrador — parte 1/2"/>
+            <wp:cNvGraphicFramePr>
+              <a:graphicFrameLocks xmlns:a="http://schemas.openxmlformats.org/drawingml/2006/main" noChangeAspect="1"/>
+            </wp:cNvGraphicFramePr>
+            <a:graphic xmlns:a="http://schemas.openxmlformats.org/drawingml/2006/main">
+              <a:graphicData uri="http://schemas.openxmlformats.org/drawingml/2006/picture">
+                <pic:pic xmlns:pic="http://schemas.openxmlformats.org/drawingml/2006/picture">
+                  <pic:nvPicPr>
+                    <pic:cNvPr id="123" name="Mapa de assentos — Administrador — parte 1/2"/>
+                    <pic:cNvPicPr/>
+                  </pic:nvPicPr>
+                  <pic:blipFill>
+                    <a:blip r:embed="rId43"/>
+                    <a:stretch>
+                      <a:fillRect/>
+                    </a:stretch>
+                  </pic:blipFill>
+                  <pic:spPr>
+                    <a:xfrm>
+                      <a:off x="0" y="0"/>
+                      <a:ext cx="5852160" cy="6624828"/>
+                    </a:xfrm>
+                    <a:prstGeom prst="rect">
+                      <a:avLst/>
+                    </a:prstGeom>
+                  </pic:spPr>
+                </pic:pic>
+              </a:graphicData>
+            </a:graphic>
+          </wp:inline>
+        </w:drawing>
+      </w:r>
+    </w:p>
+    <w:p>
+      <w:pPr>
+        <w:jc w:val="center"/>
         <w:rPr>
           <w:i/>
           <w:iCs/>
@@ -30060,7 +31467,212 @@
           <w:sz w:val="18"/>
           <w:szCs w:val="18"/>
         </w:rPr>
-        <w:t xml:space="preserve">Sem protótipo de tela para esta funcionalidade. Campos da funcionalidade:</w:t>
+        <w:t xml:space="preserve">Mapa de assentos — Administrador — parte 1/2</w:t>
+      </w:r>
+    </w:p>
+    <w:p>
+      <w:pPr>
+        <w:jc w:val="center"/>
+      </w:pPr>
+      <w:r>
+        <w:drawing>
+          <wp:inline distT="0" distB="0" distL="0" distR="0">
+            <wp:extent cx="5852160" cy="6620256"/>
+            <wp:effectExtent l="0" t="0" r="0" b="0"/>
+            <wp:docPr id="124" name="Mapa de assentos — Administrador — parte 2/2"/>
+            <wp:cNvGraphicFramePr>
+              <a:graphicFrameLocks xmlns:a="http://schemas.openxmlformats.org/drawingml/2006/main" noChangeAspect="1"/>
+            </wp:cNvGraphicFramePr>
+            <a:graphic xmlns:a="http://schemas.openxmlformats.org/drawingml/2006/main">
+              <a:graphicData uri="http://schemas.openxmlformats.org/drawingml/2006/picture">
+                <pic:pic xmlns:pic="http://schemas.openxmlformats.org/drawingml/2006/picture">
+                  <pic:nvPicPr>
+                    <pic:cNvPr id="124" name="Mapa de assentos — Administrador — parte 2/2"/>
+                    <pic:cNvPicPr/>
+                  </pic:nvPicPr>
+                  <pic:blipFill>
+                    <a:blip r:embed="rId44"/>
+                    <a:stretch>
+                      <a:fillRect/>
+                    </a:stretch>
+                  </pic:blipFill>
+                  <pic:spPr>
+                    <a:xfrm>
+                      <a:off x="0" y="0"/>
+                      <a:ext cx="5852160" cy="6620256"/>
+                    </a:xfrm>
+                    <a:prstGeom prst="rect">
+                      <a:avLst/>
+                    </a:prstGeom>
+                  </pic:spPr>
+                </pic:pic>
+              </a:graphicData>
+            </a:graphic>
+          </wp:inline>
+        </w:drawing>
+      </w:r>
+    </w:p>
+    <w:p>
+      <w:pPr>
+        <w:jc w:val="center"/>
+        <w:rPr>
+          <w:i/>
+          <w:iCs/>
+          <w:sz w:val="18"/>
+          <w:szCs w:val="18"/>
+        </w:rPr>
+      </w:pPr>
+      <w:r>
+        <w:rPr>
+          <w:i/>
+          <w:iCs/>
+          <w:sz w:val="18"/>
+          <w:szCs w:val="18"/>
+        </w:rPr>
+        <w:t xml:space="preserve">Mapa de assentos — Administrador — parte 2/2</w:t>
+      </w:r>
+    </w:p>
+    <w:p>
+      <w:pPr>
+        <w:jc w:val="center"/>
+      </w:pPr>
+      <w:r>
+        <w:drawing>
+          <wp:inline distT="0" distB="0" distL="0" distR="0">
+            <wp:extent cx="5852160" cy="6501384"/>
+            <wp:effectExtent l="0" t="0" r="0" b="0"/>
+            <wp:docPr id="125" name="Mapa de assentos — Secretaria Mesa — parte 1/2"/>
+            <wp:cNvGraphicFramePr>
+              <a:graphicFrameLocks xmlns:a="http://schemas.openxmlformats.org/drawingml/2006/main" noChangeAspect="1"/>
+            </wp:cNvGraphicFramePr>
+            <a:graphic xmlns:a="http://schemas.openxmlformats.org/drawingml/2006/main">
+              <a:graphicData uri="http://schemas.openxmlformats.org/drawingml/2006/picture">
+                <pic:pic xmlns:pic="http://schemas.openxmlformats.org/drawingml/2006/picture">
+                  <pic:nvPicPr>
+                    <pic:cNvPr id="125" name="Mapa de assentos — Secretaria Mesa — parte 1/2"/>
+                    <pic:cNvPicPr/>
+                  </pic:nvPicPr>
+                  <pic:blipFill>
+                    <a:blip r:embed="rId45"/>
+                    <a:stretch>
+                      <a:fillRect/>
+                    </a:stretch>
+                  </pic:blipFill>
+                  <pic:spPr>
+                    <a:xfrm>
+                      <a:off x="0" y="0"/>
+                      <a:ext cx="5852160" cy="6501384"/>
+                    </a:xfrm>
+                    <a:prstGeom prst="rect">
+                      <a:avLst/>
+                    </a:prstGeom>
+                  </pic:spPr>
+                </pic:pic>
+              </a:graphicData>
+            </a:graphic>
+          </wp:inline>
+        </w:drawing>
+      </w:r>
+    </w:p>
+    <w:p>
+      <w:pPr>
+        <w:jc w:val="center"/>
+        <w:rPr>
+          <w:i/>
+          <w:iCs/>
+          <w:sz w:val="18"/>
+          <w:szCs w:val="18"/>
+        </w:rPr>
+      </w:pPr>
+      <w:r>
+        <w:rPr>
+          <w:i/>
+          <w:iCs/>
+          <w:sz w:val="18"/>
+          <w:szCs w:val="18"/>
+        </w:rPr>
+        <w:t xml:space="preserve">Mapa de assentos — Secretaria Mesa — parte 1/2</w:t>
+      </w:r>
+    </w:p>
+    <w:p>
+      <w:pPr>
+        <w:jc w:val="center"/>
+      </w:pPr>
+      <w:r>
+        <w:drawing>
+          <wp:inline distT="0" distB="0" distL="0" distR="0">
+            <wp:extent cx="5852160" cy="6501384"/>
+            <wp:effectExtent l="0" t="0" r="0" b="0"/>
+            <wp:docPr id="126" name="Mapa de assentos — Secretaria Mesa — parte 2/2"/>
+            <wp:cNvGraphicFramePr>
+              <a:graphicFrameLocks xmlns:a="http://schemas.openxmlformats.org/drawingml/2006/main" noChangeAspect="1"/>
+            </wp:cNvGraphicFramePr>
+            <a:graphic xmlns:a="http://schemas.openxmlformats.org/drawingml/2006/main">
+              <a:graphicData uri="http://schemas.openxmlformats.org/drawingml/2006/picture">
+                <pic:pic xmlns:pic="http://schemas.openxmlformats.org/drawingml/2006/picture">
+                  <pic:nvPicPr>
+                    <pic:cNvPr id="126" name="Mapa de assentos — Secretaria Mesa — parte 2/2"/>
+                    <pic:cNvPicPr/>
+                  </pic:nvPicPr>
+                  <pic:blipFill>
+                    <a:blip r:embed="rId46"/>
+                    <a:stretch>
+                      <a:fillRect/>
+                    </a:stretch>
+                  </pic:blipFill>
+                  <pic:spPr>
+                    <a:xfrm>
+                      <a:off x="0" y="0"/>
+                      <a:ext cx="5852160" cy="6501384"/>
+                    </a:xfrm>
+                    <a:prstGeom prst="rect">
+                      <a:avLst/>
+                    </a:prstGeom>
+                  </pic:spPr>
+                </pic:pic>
+              </a:graphicData>
+            </a:graphic>
+          </wp:inline>
+        </w:drawing>
+      </w:r>
+    </w:p>
+    <w:p>
+      <w:pPr>
+        <w:jc w:val="center"/>
+        <w:rPr>
+          <w:i/>
+          <w:iCs/>
+          <w:sz w:val="18"/>
+          <w:szCs w:val="18"/>
+        </w:rPr>
+      </w:pPr>
+      <w:r>
+        <w:rPr>
+          <w:i/>
+          <w:iCs/>
+          <w:sz w:val="18"/>
+          <w:szCs w:val="18"/>
+        </w:rPr>
+        <w:t xml:space="preserve">Mapa de assentos — Secretaria Mesa — parte 2/2</w:t>
+      </w:r>
+    </w:p>
+    <w:p>
+      <w:pPr>
+        <w:rPr>
+          <w:i/>
+          <w:iCs/>
+          <w:sz w:val="18"/>
+          <w:szCs w:val="18"/>
+        </w:rPr>
+      </w:pPr>
+      <w:r>
+        <w:rPr>
+          <w:i/>
+          <w:iCs/>
+          <w:sz w:val="18"/>
+          <w:szCs w:val="18"/>
+        </w:rPr>
+        <w:t xml:space="preserve">Campos da funcionalidade:</w:t>
       </w:r>
     </w:p>
     <w:tbl>
@@ -31709,6 +33321,49 @@
     </w:p>
     <w:p>
       <w:pPr>
+        <w:jc w:val="center"/>
+      </w:pPr>
+      <w:r>
+        <w:drawing>
+          <wp:inline distT="0" distB="0" distL="0" distR="0">
+            <wp:extent cx="5852160" cy="6624828"/>
+            <wp:effectExtent l="0" t="0" r="0" b="0"/>
+            <wp:docPr id="127" name="Mapa de assentos — Administrador — parte 1/2"/>
+            <wp:cNvGraphicFramePr>
+              <a:graphicFrameLocks xmlns:a="http://schemas.openxmlformats.org/drawingml/2006/main" noChangeAspect="1"/>
+            </wp:cNvGraphicFramePr>
+            <a:graphic xmlns:a="http://schemas.openxmlformats.org/drawingml/2006/main">
+              <a:graphicData uri="http://schemas.openxmlformats.org/drawingml/2006/picture">
+                <pic:pic xmlns:pic="http://schemas.openxmlformats.org/drawingml/2006/picture">
+                  <pic:nvPicPr>
+                    <pic:cNvPr id="127" name="Mapa de assentos — Administrador — parte 1/2"/>
+                    <pic:cNvPicPr/>
+                  </pic:nvPicPr>
+                  <pic:blipFill>
+                    <a:blip r:embed="rId47"/>
+                    <a:stretch>
+                      <a:fillRect/>
+                    </a:stretch>
+                  </pic:blipFill>
+                  <pic:spPr>
+                    <a:xfrm>
+                      <a:off x="0" y="0"/>
+                      <a:ext cx="5852160" cy="6624828"/>
+                    </a:xfrm>
+                    <a:prstGeom prst="rect">
+                      <a:avLst/>
+                    </a:prstGeom>
+                  </pic:spPr>
+                </pic:pic>
+              </a:graphicData>
+            </a:graphic>
+          </wp:inline>
+        </w:drawing>
+      </w:r>
+    </w:p>
+    <w:p>
+      <w:pPr>
+        <w:jc w:val="center"/>
         <w:rPr>
           <w:i/>
           <w:iCs/>
@@ -31723,7 +33378,88 @@
           <w:sz w:val="18"/>
           <w:szCs w:val="18"/>
         </w:rPr>
-        <w:t xml:space="preserve">Sem protótipo de tela para esta funcionalidade. Campos da funcionalidade:</w:t>
+        <w:t xml:space="preserve">Mapa de assentos — Administrador — parte 1/2</w:t>
+      </w:r>
+    </w:p>
+    <w:p>
+      <w:pPr>
+        <w:jc w:val="center"/>
+      </w:pPr>
+      <w:r>
+        <w:drawing>
+          <wp:inline distT="0" distB="0" distL="0" distR="0">
+            <wp:extent cx="5852160" cy="6620256"/>
+            <wp:effectExtent l="0" t="0" r="0" b="0"/>
+            <wp:docPr id="128" name="Mapa de assentos — Administrador — parte 2/2"/>
+            <wp:cNvGraphicFramePr>
+              <a:graphicFrameLocks xmlns:a="http://schemas.openxmlformats.org/drawingml/2006/main" noChangeAspect="1"/>
+            </wp:cNvGraphicFramePr>
+            <a:graphic xmlns:a="http://schemas.openxmlformats.org/drawingml/2006/main">
+              <a:graphicData uri="http://schemas.openxmlformats.org/drawingml/2006/picture">
+                <pic:pic xmlns:pic="http://schemas.openxmlformats.org/drawingml/2006/picture">
+                  <pic:nvPicPr>
+                    <pic:cNvPr id="128" name="Mapa de assentos — Administrador — parte 2/2"/>
+                    <pic:cNvPicPr/>
+                  </pic:nvPicPr>
+                  <pic:blipFill>
+                    <a:blip r:embed="rId48"/>
+                    <a:stretch>
+                      <a:fillRect/>
+                    </a:stretch>
+                  </pic:blipFill>
+                  <pic:spPr>
+                    <a:xfrm>
+                      <a:off x="0" y="0"/>
+                      <a:ext cx="5852160" cy="6620256"/>
+                    </a:xfrm>
+                    <a:prstGeom prst="rect">
+                      <a:avLst/>
+                    </a:prstGeom>
+                  </pic:spPr>
+                </pic:pic>
+              </a:graphicData>
+            </a:graphic>
+          </wp:inline>
+        </w:drawing>
+      </w:r>
+    </w:p>
+    <w:p>
+      <w:pPr>
+        <w:jc w:val="center"/>
+        <w:rPr>
+          <w:i/>
+          <w:iCs/>
+          <w:sz w:val="18"/>
+          <w:szCs w:val="18"/>
+        </w:rPr>
+      </w:pPr>
+      <w:r>
+        <w:rPr>
+          <w:i/>
+          <w:iCs/>
+          <w:sz w:val="18"/>
+          <w:szCs w:val="18"/>
+        </w:rPr>
+        <w:t xml:space="preserve">Mapa de assentos — Administrador — parte 2/2</w:t>
+      </w:r>
+    </w:p>
+    <w:p>
+      <w:pPr>
+        <w:rPr>
+          <w:i/>
+          <w:iCs/>
+          <w:sz w:val="18"/>
+          <w:szCs w:val="18"/>
+        </w:rPr>
+      </w:pPr>
+      <w:r>
+        <w:rPr>
+          <w:i/>
+          <w:iCs/>
+          <w:sz w:val="18"/>
+          <w:szCs w:val="18"/>
+        </w:rPr>
+        <w:t xml:space="preserve">Campos da funcionalidade:</w:t>
       </w:r>
     </w:p>
     <w:tbl>
@@ -33237,6 +34973,49 @@
     </w:p>
     <w:p>
       <w:pPr>
+        <w:jc w:val="center"/>
+      </w:pPr>
+      <w:r>
+        <w:drawing>
+          <wp:inline distT="0" distB="0" distL="0" distR="0">
+            <wp:extent cx="5852160" cy="6501384"/>
+            <wp:effectExtent l="0" t="0" r="0" b="0"/>
+            <wp:docPr id="129" name="Mapa de assentos — Secretaria Mesa — parte 1/2"/>
+            <wp:cNvGraphicFramePr>
+              <a:graphicFrameLocks xmlns:a="http://schemas.openxmlformats.org/drawingml/2006/main" noChangeAspect="1"/>
+            </wp:cNvGraphicFramePr>
+            <a:graphic xmlns:a="http://schemas.openxmlformats.org/drawingml/2006/main">
+              <a:graphicData uri="http://schemas.openxmlformats.org/drawingml/2006/picture">
+                <pic:pic xmlns:pic="http://schemas.openxmlformats.org/drawingml/2006/picture">
+                  <pic:nvPicPr>
+                    <pic:cNvPr id="129" name="Mapa de assentos — Secretaria Mesa — parte 1/2"/>
+                    <pic:cNvPicPr/>
+                  </pic:nvPicPr>
+                  <pic:blipFill>
+                    <a:blip r:embed="rId49"/>
+                    <a:stretch>
+                      <a:fillRect/>
+                    </a:stretch>
+                  </pic:blipFill>
+                  <pic:spPr>
+                    <a:xfrm>
+                      <a:off x="0" y="0"/>
+                      <a:ext cx="5852160" cy="6501384"/>
+                    </a:xfrm>
+                    <a:prstGeom prst="rect">
+                      <a:avLst/>
+                    </a:prstGeom>
+                  </pic:spPr>
+                </pic:pic>
+              </a:graphicData>
+            </a:graphic>
+          </wp:inline>
+        </w:drawing>
+      </w:r>
+    </w:p>
+    <w:p>
+      <w:pPr>
+        <w:jc w:val="center"/>
         <w:rPr>
           <w:i/>
           <w:iCs/>
@@ -33251,7 +35030,88 @@
           <w:sz w:val="18"/>
           <w:szCs w:val="18"/>
         </w:rPr>
-        <w:t xml:space="preserve">Sem protótipo de tela para esta funcionalidade. Campos da funcionalidade:</w:t>
+        <w:t xml:space="preserve">Mapa de assentos — Secretaria Mesa — parte 1/2</w:t>
+      </w:r>
+    </w:p>
+    <w:p>
+      <w:pPr>
+        <w:jc w:val="center"/>
+      </w:pPr>
+      <w:r>
+        <w:drawing>
+          <wp:inline distT="0" distB="0" distL="0" distR="0">
+            <wp:extent cx="5852160" cy="6501384"/>
+            <wp:effectExtent l="0" t="0" r="0" b="0"/>
+            <wp:docPr id="130" name="Mapa de assentos — Secretaria Mesa — parte 2/2"/>
+            <wp:cNvGraphicFramePr>
+              <a:graphicFrameLocks xmlns:a="http://schemas.openxmlformats.org/drawingml/2006/main" noChangeAspect="1"/>
+            </wp:cNvGraphicFramePr>
+            <a:graphic xmlns:a="http://schemas.openxmlformats.org/drawingml/2006/main">
+              <a:graphicData uri="http://schemas.openxmlformats.org/drawingml/2006/picture">
+                <pic:pic xmlns:pic="http://schemas.openxmlformats.org/drawingml/2006/picture">
+                  <pic:nvPicPr>
+                    <pic:cNvPr id="130" name="Mapa de assentos — Secretaria Mesa — parte 2/2"/>
+                    <pic:cNvPicPr/>
+                  </pic:nvPicPr>
+                  <pic:blipFill>
+                    <a:blip r:embed="rId50"/>
+                    <a:stretch>
+                      <a:fillRect/>
+                    </a:stretch>
+                  </pic:blipFill>
+                  <pic:spPr>
+                    <a:xfrm>
+                      <a:off x="0" y="0"/>
+                      <a:ext cx="5852160" cy="6501384"/>
+                    </a:xfrm>
+                    <a:prstGeom prst="rect">
+                      <a:avLst/>
+                    </a:prstGeom>
+                  </pic:spPr>
+                </pic:pic>
+              </a:graphicData>
+            </a:graphic>
+          </wp:inline>
+        </w:drawing>
+      </w:r>
+    </w:p>
+    <w:p>
+      <w:pPr>
+        <w:jc w:val="center"/>
+        <w:rPr>
+          <w:i/>
+          <w:iCs/>
+          <w:sz w:val="18"/>
+          <w:szCs w:val="18"/>
+        </w:rPr>
+      </w:pPr>
+      <w:r>
+        <w:rPr>
+          <w:i/>
+          <w:iCs/>
+          <w:sz w:val="18"/>
+          <w:szCs w:val="18"/>
+        </w:rPr>
+        <w:t xml:space="preserve">Mapa de assentos — Secretaria Mesa — parte 2/2</w:t>
+      </w:r>
+    </w:p>
+    <w:p>
+      <w:pPr>
+        <w:rPr>
+          <w:i/>
+          <w:iCs/>
+          <w:sz w:val="18"/>
+          <w:szCs w:val="18"/>
+        </w:rPr>
+      </w:pPr>
+      <w:r>
+        <w:rPr>
+          <w:i/>
+          <w:iCs/>
+          <w:sz w:val="18"/>
+          <w:szCs w:val="18"/>
+        </w:rPr>
+        <w:t xml:space="preserve">Campos da funcionalidade:</w:t>
       </w:r>
     </w:p>
     <w:tbl>
